--- a/output/Modelos_logit/intensidad_ICCS_2009_interaccion.docx
+++ b/output/Modelos_logit/intensidad_ICCS_2009_interaccion.docx
@@ -10,7 +10,7 @@
       </w:tblPr>
       <w:tblGrid>
         <w:gridCol w:w="1181"/>
-        <w:gridCol w:w="2783"/>
+        <w:gridCol w:w="3321"/>
         <w:gridCol w:w="1547"/>
         <w:gridCol w:w="2195"/>
         <w:gridCol w:w="2195"/>
@@ -574,7 +574,7 @@
                 <w:szCs w:val="22"/>
                 <w:color w:val="000000"/>
               </w:rPr>
-              <w:t xml:space="preserve">clima_aula_escuela</w:t>
+              <w:t xml:space="preserve">clima_aula_escuela_gmc</w:t>
             </w:r>
           </w:p>
         </w:tc>
@@ -684,7 +684,7 @@
                 <w:szCs w:val="22"/>
                 <w:color w:val="000000"/>
               </w:rPr>
-              <w:t xml:space="preserve">22.7</w:t>
+              <w:t xml:space="preserve">22.8</w:t>
             </w:r>
           </w:p>
         </w:tc>
@@ -739,7 +739,7 @@
                 <w:szCs w:val="22"/>
                 <w:color w:val="000000"/>
               </w:rPr>
-              <w:t xml:space="preserve">27.0</w:t>
+              <w:t xml:space="preserve">27.1</w:t>
             </w:r>
           </w:p>
         </w:tc>
@@ -1019,7 +1019,7 @@
                 <w:szCs w:val="22"/>
                 <w:color w:val="000000"/>
               </w:rPr>
-              <w:t xml:space="preserve">clima_aula_escuela</w:t>
+              <w:t xml:space="preserve">clima_aula_escuela_gmc</w:t>
             </w:r>
           </w:p>
         </w:tc>
@@ -1239,7 +1239,7 @@
                 <w:szCs w:val="22"/>
                 <w:color w:val="000000"/>
               </w:rPr>
-              <w:t xml:space="preserve">9.3</w:t>
+              <w:t xml:space="preserve">9.2</w:t>
             </w:r>
           </w:p>
         </w:tc>
@@ -1294,7 +1294,7 @@
                 <w:szCs w:val="22"/>
                 <w:color w:val="000000"/>
               </w:rPr>
-              <w:t xml:space="preserve">23.7</w:t>
+              <w:t xml:space="preserve">23.8</w:t>
             </w:r>
           </w:p>
         </w:tc>
@@ -1464,7 +1464,7 @@
                 <w:szCs w:val="22"/>
                 <w:color w:val="000000"/>
               </w:rPr>
-              <w:t xml:space="preserve">tasa_voto_escuela</w:t>
+              <w:t xml:space="preserve">tasa_voto_escuela_gmc</w:t>
             </w:r>
           </w:p>
         </w:tc>
@@ -1574,7 +1574,7 @@
                 <w:szCs w:val="22"/>
                 <w:color w:val="000000"/>
               </w:rPr>
-              <w:t xml:space="preserve">41.4</w:t>
+              <w:t xml:space="preserve">42.0</w:t>
             </w:r>
           </w:p>
         </w:tc>
@@ -1629,7 +1629,7 @@
                 <w:szCs w:val="22"/>
                 <w:color w:val="000000"/>
               </w:rPr>
-              <w:t xml:space="preserve">30.5</w:t>
+              <w:t xml:space="preserve">30.7</w:t>
             </w:r>
           </w:p>
         </w:tc>
@@ -1684,7 +1684,7 @@
                 <w:szCs w:val="22"/>
                 <w:color w:val="000000"/>
               </w:rPr>
-              <w:t xml:space="preserve">-10.9</w:t>
+              <w:t xml:space="preserve">-11.3</w:t>
             </w:r>
           </w:p>
         </w:tc>
@@ -1909,7 +1909,7 @@
                 <w:szCs w:val="22"/>
                 <w:color w:val="000000"/>
               </w:rPr>
-              <w:t xml:space="preserve">tasa_voto_escuela</w:t>
+              <w:t xml:space="preserve">tasa_voto_escuela_gmc</w:t>
             </w:r>
           </w:p>
         </w:tc>
@@ -2129,7 +2129,7 @@
                 <w:szCs w:val="22"/>
                 <w:color w:val="000000"/>
               </w:rPr>
-              <w:t xml:space="preserve">14.7</w:t>
+              <w:t xml:space="preserve">14.8</w:t>
             </w:r>
           </w:p>
         </w:tc>
@@ -2184,7 +2184,7 @@
                 <w:szCs w:val="22"/>
                 <w:color w:val="000000"/>
               </w:rPr>
-              <w:t xml:space="preserve">27.1</w:t>
+              <w:t xml:space="preserve">27.3</w:t>
             </w:r>
           </w:p>
         </w:tc>
@@ -2239,7 +2239,7 @@
                 <w:szCs w:val="22"/>
                 <w:color w:val="000000"/>
               </w:rPr>
-              <w:t xml:space="preserve">41.8</w:t>
+              <w:t xml:space="preserve">42.1</w:t>
             </w:r>
           </w:p>
         </w:tc>
@@ -2354,7 +2354,7 @@
                 <w:szCs w:val="22"/>
                 <w:color w:val="000000"/>
               </w:rPr>
-              <w:t xml:space="preserve">tasa_asamblea_escuela</w:t>
+              <w:t xml:space="preserve">tasa_asamblea_escuela_gmc</w:t>
             </w:r>
           </w:p>
         </w:tc>
@@ -2464,7 +2464,7 @@
                 <w:szCs w:val="22"/>
                 <w:color w:val="000000"/>
               </w:rPr>
-              <w:t xml:space="preserve">26.2</w:t>
+              <w:t xml:space="preserve">26.1</w:t>
             </w:r>
           </w:p>
         </w:tc>
@@ -2519,7 +2519,7 @@
                 <w:szCs w:val="22"/>
                 <w:color w:val="000000"/>
               </w:rPr>
-              <w:t xml:space="preserve">26.3</w:t>
+              <w:t xml:space="preserve">26.4</w:t>
             </w:r>
           </w:p>
         </w:tc>
@@ -2574,7 +2574,7 @@
                 <w:szCs w:val="22"/>
                 <w:color w:val="000000"/>
               </w:rPr>
-              <w:t xml:space="preserve">0.1</w:t>
+              <w:t xml:space="preserve">0.3</w:t>
             </w:r>
           </w:p>
         </w:tc>
@@ -2799,7 +2799,7 @@
                 <w:szCs w:val="22"/>
                 <w:color w:val="000000"/>
               </w:rPr>
-              <w:t xml:space="preserve">tasa_asamblea_escuela</w:t>
+              <w:t xml:space="preserve">tasa_asamblea_escuela_gmc</w:t>
             </w:r>
           </w:p>
         </w:tc>
@@ -3019,7 +3019,7 @@
                 <w:szCs w:val="22"/>
                 <w:color w:val="000000"/>
               </w:rPr>
-              <w:t xml:space="preserve">-10.2</w:t>
+              <w:t xml:space="preserve">-10.1</w:t>
             </w:r>
           </w:p>
         </w:tc>
@@ -3129,7 +3129,7 @@
                 <w:szCs w:val="22"/>
                 <w:color w:val="000000"/>
               </w:rPr>
-              <w:t xml:space="preserve">19.8</w:t>
+              <w:t xml:space="preserve">19.9</w:t>
             </w:r>
           </w:p>
         </w:tc>

--- a/output/Modelos_logit/intensidad_ICCS_2009_interaccion.docx
+++ b/output/Modelos_logit/intensidad_ICCS_2009_interaccion.docx
@@ -3019,7 +3019,7 @@
                 <w:szCs w:val="22"/>
                 <w:color w:val="000000"/>
               </w:rPr>
-              <w:t xml:space="preserve">-10.1</w:t>
+              <w:t xml:space="preserve">-10.2</w:t>
             </w:r>
           </w:p>
         </w:tc>
@@ -3129,7 +3129,7 @@
                 <w:szCs w:val="22"/>
                 <w:color w:val="000000"/>
               </w:rPr>
-              <w:t xml:space="preserve">19.9</w:t>
+              <w:t xml:space="preserve">19.8</w:t>
             </w:r>
           </w:p>
         </w:tc>
@@ -3909,7 +3909,7 @@
                 <w:szCs w:val="22"/>
                 <w:color w:val="000000"/>
               </w:rPr>
-              <w:t xml:space="preserve">0.0</w:t>
+              <w:t xml:space="preserve">-0.1</w:t>
             </w:r>
           </w:p>
         </w:tc>
@@ -3964,7 +3964,7 @@
                 <w:szCs w:val="22"/>
                 <w:color w:val="000000"/>
               </w:rPr>
-              <w:t xml:space="preserve">35.9</w:t>
+              <w:t xml:space="preserve">36.0</w:t>
             </w:r>
           </w:p>
         </w:tc>
